--- a/The Complier's Mindset.docx
+++ b/The Complier's Mindset.docx
@@ -1032,7 +1032,6 @@
                 <w:b/>
                 <w:bCs/>
               </w:rPr>
-              <w:lastRenderedPageBreak/>
               <w:t>Instruction Sequencing</w:t>
             </w:r>
           </w:p>
@@ -1390,7 +1389,6 @@
     <w:p/>
     <w:p>
       <w:r>
-        <w:lastRenderedPageBreak/>
         <w:t xml:space="preserve">How </w:t>
       </w:r>
       <w:proofErr w:type="gramStart"/>
@@ -1468,7 +1466,7 @@
     <w:p>
       <w:r>
         <w:pict w14:anchorId="6455A137">
-          <v:rect id="_x0000_i1064" style="width:0;height:1.5pt" o:hralign="center" o:hrstd="t" o:hrnoshade="t" o:hr="t" fillcolor="gray" stroked="f"/>
+          <v:rect id="_x0000_i1028" style="width:0;height:1.5pt" o:hralign="center" o:hrstd="t" o:hrnoshade="t" o:hr="t" fillcolor="gray" stroked="f"/>
         </w:pict>
       </w:r>
     </w:p>
@@ -1569,7 +1567,7 @@
     <w:p>
       <w:r>
         <w:pict w14:anchorId="4416A78D">
-          <v:rect id="_x0000_i1065" style="width:0;height:1.5pt" o:hralign="center" o:hrstd="t" o:hrnoshade="t" o:hr="t" fillcolor="gray" stroked="f"/>
+          <v:rect id="_x0000_i1029" style="width:0;height:1.5pt" o:hralign="center" o:hrstd="t" o:hrnoshade="t" o:hr="t" fillcolor="gray" stroked="f"/>
         </w:pict>
       </w:r>
     </w:p>
@@ -1955,7 +1953,6 @@
           <w:b/>
           <w:bCs/>
         </w:rPr>
-        <w:lastRenderedPageBreak/>
         <w:t>Class C:</w:t>
       </w:r>
       <w:r>
@@ -1971,7 +1968,7 @@
     <w:p>
       <w:r>
         <w:pict w14:anchorId="3426ADA1">
-          <v:rect id="_x0000_i1066" style="width:0;height:1.5pt" o:hralign="center" o:hrstd="t" o:hrnoshade="t" o:hr="t" fillcolor="gray" stroked="f"/>
+          <v:rect id="_x0000_i1030" style="width:0;height:1.5pt" o:hralign="center" o:hrstd="t" o:hrnoshade="t" o:hr="t" fillcolor="gray" stroked="f"/>
         </w:pict>
       </w:r>
     </w:p>
@@ -2532,7 +2529,7 @@
     <w:p>
       <w:r>
         <w:pict w14:anchorId="4ADFD86C">
-          <v:rect id="_x0000_i1067" style="width:0;height:1.5pt" o:hralign="center" o:hrstd="t" o:hrnoshade="t" o:hr="t" fillcolor="gray" stroked="f"/>
+          <v:rect id="_x0000_i1031" style="width:0;height:1.5pt" o:hralign="center" o:hrstd="t" o:hrnoshade="t" o:hr="t" fillcolor="gray" stroked="f"/>
         </w:pict>
       </w:r>
     </w:p>
@@ -2649,7 +2646,7 @@
     <w:p>
       <w:r>
         <w:pict w14:anchorId="087E8666">
-          <v:rect id="_x0000_i1068" style="width:0;height:1.5pt" o:hralign="center" o:hrstd="t" o:hrnoshade="t" o:hr="t" fillcolor="gray" stroked="f"/>
+          <v:rect id="_x0000_i1032" style="width:0;height:1.5pt" o:hralign="center" o:hrstd="t" o:hrnoshade="t" o:hr="t" fillcolor="gray" stroked="f"/>
         </w:pict>
       </w:r>
     </w:p>
@@ -2739,7 +2736,6 @@
           <w:b/>
           <w:bCs/>
         </w:rPr>
-        <w:lastRenderedPageBreak/>
         <w:t>APIPA (169.254.x.x):</w:t>
       </w:r>
       <w:r>
@@ -2815,7 +2811,7 @@
     <w:p>
       <w:r>
         <w:pict w14:anchorId="78F69E64">
-          <v:rect id="_x0000_i1069" style="width:0;height:1.5pt" o:hralign="center" o:hrstd="t" o:hrnoshade="t" o:hr="t" fillcolor="gray" stroked="f"/>
+          <v:rect id="_x0000_i1033" style="width:0;height:1.5pt" o:hralign="center" o:hrstd="t" o:hrnoshade="t" o:hr="t" fillcolor="gray" stroked="f"/>
         </w:pict>
       </w:r>
     </w:p>
@@ -2961,7 +2957,7 @@
     <w:p>
       <w:r>
         <w:pict w14:anchorId="214F3129">
-          <v:rect id="_x0000_i1106" style="width:0;height:1.5pt" o:hralign="center" o:hrstd="t" o:hrnoshade="t" o:hr="t" fillcolor="gray" stroked="f"/>
+          <v:rect id="_x0000_i1034" style="width:0;height:1.5pt" o:hralign="center" o:hrstd="t" o:hrnoshade="t" o:hr="t" fillcolor="gray" stroked="f"/>
         </w:pict>
       </w:r>
     </w:p>
@@ -3398,7 +3394,6 @@
                 <w:b/>
                 <w:bCs/>
               </w:rPr>
-              <w:lastRenderedPageBreak/>
               <w:t>69</w:t>
             </w:r>
           </w:p>
@@ -3545,7 +3540,7 @@
     <w:p>
       <w:r>
         <w:pict w14:anchorId="761DA43E">
-          <v:rect id="_x0000_i1107" style="width:0;height:1.5pt" o:hralign="center" o:hrstd="t" o:hrnoshade="t" o:hr="t" fillcolor="gray" stroked="f"/>
+          <v:rect id="_x0000_i1035" style="width:0;height:1.5pt" o:hralign="center" o:hrstd="t" o:hrnoshade="t" o:hr="t" fillcolor="gray" stroked="f"/>
         </w:pict>
       </w:r>
     </w:p>
@@ -4026,7 +4021,7 @@
     <w:p>
       <w:r>
         <w:pict w14:anchorId="6A32E11F">
-          <v:rect id="_x0000_i1108" style="width:0;height:1.5pt" o:hralign="center" o:hrstd="t" o:hrnoshade="t" o:hr="t" fillcolor="gray" stroked="f"/>
+          <v:rect id="_x0000_i1036" style="width:0;height:1.5pt" o:hralign="center" o:hrstd="t" o:hrnoshade="t" o:hr="t" fillcolor="gray" stroked="f"/>
         </w:pict>
       </w:r>
     </w:p>
@@ -4276,7 +4271,6 @@
                 <w:b/>
                 <w:bCs/>
               </w:rPr>
-              <w:lastRenderedPageBreak/>
               <w:t>23</w:t>
             </w:r>
           </w:p>
@@ -4508,7 +4502,7 @@
     <w:p>
       <w:r>
         <w:pict w14:anchorId="3CF3532E">
-          <v:rect id="_x0000_i1109" style="width:0;height:1.5pt" o:hralign="center" o:hrstd="t" o:hrnoshade="t" o:hr="t" fillcolor="gray" stroked="f"/>
+          <v:rect id="_x0000_i1037" style="width:0;height:1.5pt" o:hralign="center" o:hrstd="t" o:hrnoshade="t" o:hr="t" fillcolor="gray" stroked="f"/>
         </w:pict>
       </w:r>
     </w:p>
@@ -4931,7 +4925,7 @@
     <w:p>
       <w:r>
         <w:pict w14:anchorId="5DCADB49">
-          <v:rect id="_x0000_i1110" style="width:0;height:1.5pt" o:hralign="center" o:hrstd="t" o:hrnoshade="t" o:hr="t" fillcolor="gray" stroked="f"/>
+          <v:rect id="_x0000_i1038" style="width:0;height:1.5pt" o:hralign="center" o:hrstd="t" o:hrnoshade="t" o:hr="t" fillcolor="gray" stroked="f"/>
         </w:pict>
       </w:r>
     </w:p>
@@ -5044,7 +5038,6 @@
           <w:b/>
           <w:bCs/>
         </w:rPr>
-        <w:lastRenderedPageBreak/>
         <w:t>H</w:t>
       </w:r>
       <w:r>
@@ -5068,7 +5061,7 @@
     <w:p>
       <w:r>
         <w:pict w14:anchorId="4D91B054">
-          <v:rect id="_x0000_i1146" style="width:0;height:1.5pt" o:hralign="center" o:hrstd="t" o:hrnoshade="t" o:hr="t" fillcolor="gray" stroked="f"/>
+          <v:rect id="_x0000_i1039" style="width:0;height:1.5pt" o:hralign="center" o:hrstd="t" o:hrnoshade="t" o:hr="t" fillcolor="gray" stroked="f"/>
         </w:pict>
       </w:r>
     </w:p>
@@ -5291,7 +5284,7 @@
     <w:p>
       <w:r>
         <w:pict w14:anchorId="69266BAB">
-          <v:rect id="_x0000_i1147" style="width:0;height:1.5pt" o:hralign="center" o:hrstd="t" o:hrnoshade="t" o:hr="t" fillcolor="gray" stroked="f"/>
+          <v:rect id="_x0000_i1040" style="width:0;height:1.5pt" o:hralign="center" o:hrstd="t" o:hrnoshade="t" o:hr="t" fillcolor="gray" stroked="f"/>
         </w:pict>
       </w:r>
     </w:p>
@@ -5404,7 +5397,6 @@
         </w:numPr>
       </w:pPr>
       <w:r>
-        <w:lastRenderedPageBreak/>
         <w:t xml:space="preserve">-u: Show </w:t>
       </w:r>
       <w:r>
@@ -5540,7 +5532,7 @@
     <w:p>
       <w:r>
         <w:pict w14:anchorId="01FD6135">
-          <v:rect id="_x0000_i1148" style="width:0;height:1.5pt" o:hralign="center" o:hrstd="t" o:hrnoshade="t" o:hr="t" fillcolor="gray" stroked="f"/>
+          <v:rect id="_x0000_i1041" style="width:0;height:1.5pt" o:hralign="center" o:hrstd="t" o:hrnoshade="t" o:hr="t" fillcolor="gray" stroked="f"/>
         </w:pict>
       </w:r>
     </w:p>
@@ -5687,7 +5679,7 @@
     <w:p>
       <w:r>
         <w:pict w14:anchorId="7086D8CF">
-          <v:rect id="_x0000_i1149" style="width:0;height:1.5pt" o:hralign="center" o:hrstd="t" o:hrnoshade="t" o:hr="t" fillcolor="gray" stroked="f"/>
+          <v:rect id="_x0000_i1042" style="width:0;height:1.5pt" o:hralign="center" o:hrstd="t" o:hrnoshade="t" o:hr="t" fillcolor="gray" stroked="f"/>
         </w:pict>
       </w:r>
     </w:p>
@@ -5784,7 +5776,7 @@
     <w:p>
       <w:r>
         <w:pict w14:anchorId="00388400">
-          <v:rect id="_x0000_i1150" style="width:0;height:1.5pt" o:hralign="center" o:hrstd="t" o:hrnoshade="t" o:hr="t" fillcolor="gray" stroked="f"/>
+          <v:rect id="_x0000_i1043" style="width:0;height:1.5pt" o:hralign="center" o:hrstd="t" o:hrnoshade="t" o:hr="t" fillcolor="gray" stroked="f"/>
         </w:pict>
       </w:r>
     </w:p>
@@ -5847,7 +5839,6 @@
                 <w:b/>
                 <w:bCs/>
               </w:rPr>
-              <w:lastRenderedPageBreak/>
               <w:t>OS</w:t>
             </w:r>
           </w:p>
@@ -6192,6 +6183,64 @@
       </w:tr>
     </w:tbl>
     <w:p/>
+    <w:p/>
+    <w:p>
+      <w:r>
+        <w:rPr>
+          <w:noProof/>
+        </w:rPr>
+        <w:drawing>
+          <wp:inline distT="0" distB="0" distL="0" distR="0" wp14:anchorId="05401F17" wp14:editId="229D1AD5">
+            <wp:extent cx="5133340" cy="3070042"/>
+            <wp:effectExtent l="19050" t="19050" r="10160" b="16510"/>
+            <wp:docPr id="1833337564" name="Picture 2"/>
+            <wp:cNvGraphicFramePr>
+              <a:graphicFrameLocks xmlns:a="http://schemas.openxmlformats.org/drawingml/2006/main" noChangeAspect="1"/>
+            </wp:cNvGraphicFramePr>
+            <a:graphic xmlns:a="http://schemas.openxmlformats.org/drawingml/2006/main">
+              <a:graphicData uri="http://schemas.openxmlformats.org/drawingml/2006/picture">
+                <pic:pic xmlns:pic="http://schemas.openxmlformats.org/drawingml/2006/picture">
+                  <pic:nvPicPr>
+                    <pic:cNvPr id="0" name="Picture 21"/>
+                    <pic:cNvPicPr>
+                      <a:picLocks noChangeAspect="1" noChangeArrowheads="1"/>
+                    </pic:cNvPicPr>
+                  </pic:nvPicPr>
+                  <pic:blipFill>
+                    <a:blip r:embed="rId6" cstate="print">
+                      <a:extLst>
+                        <a:ext uri="{28A0092B-C50C-407E-A947-70E740481C1C}">
+                          <a14:useLocalDpi xmlns:a14="http://schemas.microsoft.com/office/drawing/2010/main" val="0"/>
+                        </a:ext>
+                      </a:extLst>
+                    </a:blip>
+                    <a:srcRect/>
+                    <a:stretch>
+                      <a:fillRect/>
+                    </a:stretch>
+                  </pic:blipFill>
+                  <pic:spPr bwMode="auto">
+                    <a:xfrm>
+                      <a:off x="0" y="0"/>
+                      <a:ext cx="5157390" cy="3084425"/>
+                    </a:xfrm>
+                    <a:prstGeom prst="rect">
+                      <a:avLst/>
+                    </a:prstGeom>
+                    <a:noFill/>
+                    <a:ln>
+                      <a:solidFill>
+                        <a:schemeClr val="tx1"/>
+                      </a:solidFill>
+                    </a:ln>
+                  </pic:spPr>
+                </pic:pic>
+              </a:graphicData>
+            </a:graphic>
+          </wp:inline>
+        </w:drawing>
+      </w:r>
+    </w:p>
     <w:sectPr>
       <w:pgSz w:w="11906" w:h="16838"/>
       <w:pgMar w:top="1440" w:right="1440" w:bottom="1440" w:left="1440" w:header="708" w:footer="708" w:gutter="0"/>
@@ -8598,6 +8647,7 @@
   <w:style w:type="character" w:default="1" w:styleId="DefaultParagraphFont">
     <w:name w:val="Default Paragraph Font"/>
     <w:uiPriority w:val="1"/>
+    <w:semiHidden/>
     <w:unhideWhenUsed/>
   </w:style>
   <w:style w:type="table" w:default="1" w:styleId="TableNormal">
